--- a/S-111/Documents/2.0.1/S-111_Ed2.0.1 Combined Comments.docx
+++ b/S-111/Documents/2.0.1/S-111_Ed2.0.1 Combined Comments.docx
@@ -415,14 +415,12 @@
                 <w:szCs w:val="18"/>
               </w:rPr>
             </w:pPr>
-            <w:ins w:id="0" w:author="Raphael Malyankar" w:date="2026-09-09T10:26:00Z" w16du:dateUtc="2026-09-09T17:26:00Z">
-              <w:r>
-                <w:rPr>
-                  <w:szCs w:val="18"/>
-                </w:rPr>
-                <w:t>Applied</w:t>
-              </w:r>
-            </w:ins>
+            <w:r>
+              <w:rPr>
+                <w:szCs w:val="18"/>
+              </w:rPr>
+              <w:t>Applied</w:t>
+            </w:r>
           </w:p>
         </w:tc>
       </w:tr>
@@ -833,7 +831,6 @@
               <w:pStyle w:val="ISOSecretObservations"/>
               <w:spacing w:before="60" w:after="60" w:line="240" w:lineRule="auto"/>
               <w:rPr>
-                <w:ins w:id="1" w:author="Raphael Malyankar" w:date="2026-09-09T10:31:00Z" w16du:dateUtc="2026-09-09T17:31:00Z"/>
                 <w:szCs w:val="18"/>
               </w:rPr>
             </w:pPr>
@@ -852,75 +849,37 @@
                 <w:szCs w:val="18"/>
               </w:rPr>
             </w:pPr>
-            <w:ins w:id="2" w:author="Raphael Malyankar" w:date="2026-09-09T10:33:00Z" w16du:dateUtc="2026-09-09T17:33:00Z">
-              <w:r>
-                <w:rPr>
-                  <w:szCs w:val="18"/>
-                </w:rPr>
-                <w:t xml:space="preserve">PS cannot impose </w:t>
-              </w:r>
-            </w:ins>
-            <w:ins w:id="3" w:author="Raphael Malyankar" w:date="2026-09-09T10:36:00Z" w16du:dateUtc="2026-09-09T17:36:00Z">
-              <w:r>
-                <w:rPr>
-                  <w:szCs w:val="18"/>
-                </w:rPr>
-                <w:t xml:space="preserve">a </w:t>
-              </w:r>
-            </w:ins>
-            <w:ins w:id="4" w:author="Raphael Malyankar" w:date="2026-09-09T10:33:00Z" w16du:dateUtc="2026-09-09T17:33:00Z">
-              <w:r>
-                <w:rPr>
-                  <w:szCs w:val="18"/>
-                </w:rPr>
-                <w:t>retroactive requirement but data producers can use their own judgement</w:t>
-              </w:r>
-            </w:ins>
-            <w:ins w:id="5" w:author="Raphael Malyankar" w:date="2026-09-09T10:35:00Z" w16du:dateUtc="2026-09-09T17:35:00Z">
-              <w:r>
-                <w:rPr>
-                  <w:szCs w:val="18"/>
-                </w:rPr>
-                <w:t xml:space="preserve">; </w:t>
-              </w:r>
-            </w:ins>
-            <w:ins w:id="6" w:author="Raphael Malyankar" w:date="2026-09-09T10:34:00Z" w16du:dateUtc="2026-09-09T17:34:00Z">
-              <w:r>
-                <w:rPr>
-                  <w:szCs w:val="18"/>
-                </w:rPr>
-                <w:t>requirement</w:t>
-              </w:r>
-            </w:ins>
-            <w:ins w:id="7" w:author="Raphael Malyankar" w:date="2026-09-09T10:36:00Z" w16du:dateUtc="2026-09-09T17:36:00Z">
-              <w:r>
-                <w:rPr>
-                  <w:szCs w:val="18"/>
-                </w:rPr>
-                <w:t>s</w:t>
-              </w:r>
-            </w:ins>
-            <w:ins w:id="8" w:author="Raphael Malyankar" w:date="2026-09-09T10:34:00Z" w16du:dateUtc="2026-09-09T17:34:00Z">
-              <w:r>
-                <w:rPr>
-                  <w:szCs w:val="18"/>
-                </w:rPr>
-                <w:t xml:space="preserve"> do not </w:t>
-              </w:r>
-              <w:r>
-                <w:rPr>
-                  <w:szCs w:val="18"/>
-                  <w:u w:val="single"/>
-                </w:rPr>
-                <w:t>contradict</w:t>
-              </w:r>
-              <w:r>
-                <w:rPr>
-                  <w:szCs w:val="18"/>
-                </w:rPr>
-                <w:t xml:space="preserve"> 2.0.0.</w:t>
-              </w:r>
-            </w:ins>
+            <w:r>
+              <w:rPr>
+                <w:szCs w:val="18"/>
+              </w:rPr>
+              <w:t>PS cannot impose a retroactive requirement</w:t>
+            </w:r>
+            <w:r>
+              <w:rPr>
+                <w:szCs w:val="18"/>
+              </w:rPr>
+              <w:t>;</w:t>
+            </w:r>
+            <w:r>
+              <w:rPr>
+                <w:szCs w:val="18"/>
+              </w:rPr>
+              <w:t xml:space="preserve"> requirements do not </w:t>
+            </w:r>
+            <w:r>
+              <w:rPr>
+                <w:szCs w:val="18"/>
+                <w:u w:val="single"/>
+              </w:rPr>
+              <w:t>contradict</w:t>
+            </w:r>
+            <w:r>
+              <w:rPr>
+                <w:szCs w:val="18"/>
+              </w:rPr>
+              <w:t xml:space="preserve"> 2.0.0.</w:t>
+            </w:r>
           </w:p>
         </w:tc>
       </w:tr>
@@ -1127,72 +1086,36 @@
             <w:r>
               <w:rPr>
                 <w:szCs w:val="18"/>
-                <w:rPrChange w:id="9" w:author="Raphael Malyankar" w:date="2026-10-06T22:46:00Z" w16du:dateUtc="2026-10-07T05:46:00Z">
-                  <w:rPr>
-                    <w:szCs w:val="18"/>
-                    <w:highlight w:val="yellow"/>
-                  </w:rPr>
-                </w:rPrChange>
               </w:rPr>
               <w:t xml:space="preserve">Changes are </w:t>
             </w:r>
             <w:r>
               <w:rPr>
                 <w:szCs w:val="18"/>
-                <w:rPrChange w:id="10" w:author="Raphael Malyankar" w:date="2026-10-06T22:46:00Z" w16du:dateUtc="2026-10-07T05:46:00Z">
-                  <w:rPr>
-                    <w:szCs w:val="18"/>
-                    <w:highlight w:val="yellow"/>
-                  </w:rPr>
-                </w:rPrChange>
               </w:rPr>
               <w:t>according to</w:t>
             </w:r>
             <w:r>
               <w:rPr>
                 <w:szCs w:val="18"/>
-                <w:rPrChange w:id="11" w:author="Raphael Malyankar" w:date="2026-10-06T22:46:00Z" w16du:dateUtc="2026-10-07T05:46:00Z">
-                  <w:rPr>
-                    <w:szCs w:val="18"/>
-                    <w:highlight w:val="yellow"/>
-                  </w:rPr>
-                </w:rPrChange>
               </w:rPr>
               <w:t xml:space="preserve"> </w:t>
             </w:r>
             <w:r>
               <w:rPr>
                 <w:szCs w:val="18"/>
-                <w:rPrChange w:id="12" w:author="Raphael Malyankar" w:date="2026-10-06T22:46:00Z" w16du:dateUtc="2026-10-07T05:46:00Z">
-                  <w:rPr>
-                    <w:szCs w:val="18"/>
-                    <w:highlight w:val="yellow"/>
-                  </w:rPr>
-                </w:rPrChange>
               </w:rPr>
               <w:t>the proposal accepted by the PT</w:t>
             </w:r>
             <w:r>
               <w:rPr>
                 <w:szCs w:val="18"/>
-                <w:rPrChange w:id="13" w:author="Raphael Malyankar" w:date="2026-10-06T22:46:00Z" w16du:dateUtc="2026-10-07T05:46:00Z">
-                  <w:rPr>
-                    <w:szCs w:val="18"/>
-                    <w:highlight w:val="yellow"/>
-                  </w:rPr>
-                </w:rPrChange>
               </w:rPr>
               <w:t xml:space="preserve"> (#22)</w:t>
             </w:r>
             <w:r>
               <w:rPr>
                 <w:szCs w:val="18"/>
-                <w:rPrChange w:id="14" w:author="Raphael Malyankar" w:date="2026-10-06T22:46:00Z" w16du:dateUtc="2026-10-07T05:46:00Z">
-                  <w:rPr>
-                    <w:szCs w:val="18"/>
-                    <w:highlight w:val="yellow"/>
-                  </w:rPr>
-                </w:rPrChange>
               </w:rPr>
               <w:t>. How editionNumber can be derived depends on S-100 WG action.</w:t>
             </w:r>
@@ -1822,84 +1745,42 @@
             <w:r>
               <w:rPr>
                 <w:szCs w:val="18"/>
-                <w:rPrChange w:id="15" w:author="Raphael Malyankar" w:date="2026-10-06T22:50:00Z" w16du:dateUtc="2026-10-07T05:50:00Z">
-                  <w:rPr>
-                    <w:szCs w:val="18"/>
-                    <w:highlight w:val="yellow"/>
-                  </w:rPr>
-                </w:rPrChange>
               </w:rPr>
               <w:t xml:space="preserve">Not </w:t>
             </w:r>
             <w:r>
               <w:rPr>
                 <w:szCs w:val="18"/>
-                <w:rPrChange w:id="16" w:author="Raphael Malyankar" w:date="2026-10-06T22:50:00Z" w16du:dateUtc="2026-10-07T05:50:00Z">
-                  <w:rPr>
-                    <w:szCs w:val="18"/>
-                    <w:highlight w:val="yellow"/>
-                  </w:rPr>
-                </w:rPrChange>
               </w:rPr>
               <w:t>applied</w:t>
             </w:r>
             <w:r>
               <w:rPr>
                 <w:szCs w:val="18"/>
-                <w:rPrChange w:id="17" w:author="Raphael Malyankar" w:date="2026-10-06T22:50:00Z" w16du:dateUtc="2026-10-07T05:50:00Z">
-                  <w:rPr>
-                    <w:szCs w:val="18"/>
-                    <w:highlight w:val="yellow"/>
-                  </w:rPr>
-                </w:rPrChange>
               </w:rPr>
               <w:t>, GI Registry</w:t>
             </w:r>
             <w:r>
               <w:rPr>
                 <w:szCs w:val="18"/>
-                <w:rPrChange w:id="18" w:author="Raphael Malyankar" w:date="2026-10-06T22:50:00Z" w16du:dateUtc="2026-10-07T05:50:00Z">
-                  <w:rPr>
-                    <w:szCs w:val="18"/>
-                    <w:highlight w:val="yellow"/>
-                  </w:rPr>
-                </w:rPrChange>
               </w:rPr>
               <w:t xml:space="preserve"> units register</w:t>
             </w:r>
             <w:r>
               <w:rPr>
                 <w:szCs w:val="18"/>
-                <w:rPrChange w:id="19" w:author="Raphael Malyankar" w:date="2026-10-06T22:50:00Z" w16du:dateUtc="2026-10-07T05:50:00Z">
-                  <w:rPr>
-                    <w:szCs w:val="18"/>
-                    <w:highlight w:val="yellow"/>
-                  </w:rPr>
-                </w:rPrChange>
               </w:rPr>
               <w:t xml:space="preserve"> </w:t>
             </w:r>
             <w:r>
               <w:rPr>
                 <w:szCs w:val="18"/>
-                <w:rPrChange w:id="20" w:author="Raphael Malyankar" w:date="2026-10-06T22:50:00Z" w16du:dateUtc="2026-10-07T05:50:00Z">
-                  <w:rPr>
-                    <w:szCs w:val="18"/>
-                    <w:highlight w:val="yellow"/>
-                  </w:rPr>
-                </w:rPrChange>
               </w:rPr>
               <w:t>says</w:t>
             </w:r>
             <w:r>
               <w:rPr>
                 <w:szCs w:val="18"/>
-                <w:rPrChange w:id="21" w:author="Raphael Malyankar" w:date="2026-10-06T22:50:00Z" w16du:dateUtc="2026-10-07T05:50:00Z">
-                  <w:rPr>
-                    <w:szCs w:val="18"/>
-                    <w:highlight w:val="yellow"/>
-                  </w:rPr>
-                </w:rPrChange>
               </w:rPr>
               <w:t xml:space="preserve"> “kt”.</w:t>
             </w:r>
@@ -2863,23 +2744,7 @@
                 <w:szCs w:val="18"/>
                 <w:highlight w:val="yellow"/>
               </w:rPr>
-              <w:t>TBD</w:t>
-            </w:r>
-            <w:del w:id="22" w:author="Raphael Malyankar" w:date="2026-10-06T22:56:00Z" w16du:dateUtc="2026-10-07T05:56:00Z">
-              <w:r>
-                <w:rPr>
-                  <w:szCs w:val="18"/>
-                  <w:highlight w:val="yellow"/>
-                </w:rPr>
-                <w:delText xml:space="preserve"> by project team</w:delText>
-              </w:r>
-            </w:del>
-            <w:r>
-              <w:rPr>
-                <w:szCs w:val="18"/>
-                <w:highlight w:val="yellow"/>
-              </w:rPr>
-              <w:t>, results in a cascade of changes (e.g., bounding box, grid origin)</w:t>
+              <w:t>TBD, results in a cascade of changes (e.g., bounding box, grid origin)</w:t>
             </w:r>
             <w:r>
               <w:rPr>
@@ -3114,25 +2979,7 @@
               <w:rPr>
                 <w:szCs w:val="18"/>
               </w:rPr>
-              <w:t>D</w:t>
-            </w:r>
-            <w:r>
-              <w:rPr>
-                <w:szCs w:val="18"/>
-              </w:rPr>
-              <w:t>eferred pending S-100 W</w:t>
-            </w:r>
-            <w:r>
-              <w:rPr>
-                <w:szCs w:val="18"/>
-              </w:rPr>
-              <w:t>G</w:t>
-            </w:r>
-            <w:r>
-              <w:rPr>
-                <w:szCs w:val="18"/>
-              </w:rPr>
-              <w:t xml:space="preserve"> discussion.</w:t>
+              <w:t>The EPSG registry has Axis 1 as geodetic latitude for EPSG 6422 and easting for EPSG 4400.</w:t>
             </w:r>
           </w:p>
         </w:tc>
@@ -3328,25 +3175,13 @@
               <w:rPr>
                 <w:szCs w:val="18"/>
               </w:rPr>
-              <w:t>D</w:t>
-            </w:r>
-            <w:r>
-              <w:rPr>
-                <w:szCs w:val="18"/>
-              </w:rPr>
-              <w:t xml:space="preserve">eferred pending S-100 </w:t>
-            </w:r>
-            <w:r>
-              <w:rPr>
-                <w:szCs w:val="18"/>
-              </w:rPr>
-              <w:t>WG</w:t>
-            </w:r>
-            <w:r>
-              <w:rPr>
-                <w:szCs w:val="18"/>
-              </w:rPr>
-              <w:t xml:space="preserve"> discussion.</w:t>
+              <w:t>Applied</w:t>
+            </w:r>
+            <w:r>
+              <w:rPr>
+                <w:szCs w:val="18"/>
+              </w:rPr>
+              <w:t>.</w:t>
             </w:r>
           </w:p>
         </w:tc>
@@ -3734,6 +3569,33 @@
               </w:rPr>
               <w:t>Not applied.</w:t>
             </w:r>
+            <w:r>
+              <w:t xml:space="preserve"> </w:t>
+            </w:r>
+            <w:r>
+              <w:rPr>
+                <w:szCs w:val="18"/>
+              </w:rPr>
+              <w:t>D</w:t>
+            </w:r>
+            <w:r>
+              <w:rPr>
+                <w:szCs w:val="18"/>
+              </w:rPr>
+              <w:t xml:space="preserve">on’t want readers to get into the habit of thinking something not </w:t>
+            </w:r>
+            <w:r>
+              <w:rPr>
+                <w:szCs w:val="18"/>
+              </w:rPr>
+              <w:t xml:space="preserve">in an </w:t>
+            </w:r>
+            <w:r>
+              <w:rPr>
+                <w:szCs w:val="18"/>
+              </w:rPr>
+              <w:t>explicit list of permitted items might be OK</w:t>
+            </w:r>
           </w:p>
         </w:tc>
       </w:tr>
@@ -4546,6 +4408,22 @@
               <w:t>.</w:t>
             </w:r>
           </w:p>
+          <w:p>
+            <w:pPr>
+              <w:pStyle w:val="ISOSecretObservations"/>
+              <w:spacing w:before="60" w:after="60" w:line="240" w:lineRule="auto"/>
+              <w:rPr>
+                <w:szCs w:val="18"/>
+              </w:rPr>
+            </w:pPr>
+            <w:r>
+              <w:rPr>
+                <w:szCs w:val="18"/>
+              </w:rPr>
+              <w:lastRenderedPageBreak/>
+              <w:t>Interim guidance for display scales added.</w:t>
+            </w:r>
+          </w:p>
         </w:tc>
       </w:tr>
       <w:tr>
@@ -4566,13 +4444,10 @@
             <w:pPr>
               <w:pStyle w:val="ISOMB"/>
               <w:spacing w:before="60" w:after="60" w:line="240" w:lineRule="auto"/>
-              <w:rPr>
-                <w:rFonts w:cs="Arial"/>
-                <w:szCs w:val="18"/>
-              </w:rPr>
-            </w:pPr>
-            <w:r>
-              <w:t>Main text</w:t>
+            </w:pPr>
+            <w:r>
+              <w:lastRenderedPageBreak/>
+              <w:t>PS</w:t>
             </w:r>
           </w:p>
         </w:tc>
@@ -4590,13 +4465,9 @@
             <w:pPr>
               <w:pStyle w:val="ISOMB"/>
               <w:spacing w:before="60" w:after="60" w:line="240" w:lineRule="auto"/>
-              <w:rPr>
-                <w:rFonts w:cs="Arial"/>
-                <w:szCs w:val="18"/>
-              </w:rPr>
-            </w:pPr>
-            <w:r>
-              <w:t>US</w:t>
+            </w:pPr>
+            <w:r>
+              <w:t>rmm</w:t>
             </w:r>
           </w:p>
         </w:tc>
@@ -4614,12 +4485,9 @@
             <w:pPr>
               <w:pStyle w:val="ISOClause"/>
               <w:spacing w:before="60" w:after="60" w:line="240" w:lineRule="auto"/>
-              <w:rPr>
-                <w:szCs w:val="18"/>
-              </w:rPr>
-            </w:pPr>
-            <w:r>
-              <w:t>12.3.2</w:t>
+            </w:pPr>
+            <w:r>
+              <w:t>12.2.6</w:t>
             </w:r>
           </w:p>
         </w:tc>
@@ -4641,9 +4509,6 @@
                 <w:szCs w:val="18"/>
               </w:rPr>
             </w:pPr>
-            <w:r>
-              <w:t>Table 12-2 remark; Table 12-9</w:t>
-            </w:r>
           </w:p>
         </w:tc>
         <w:tc>
@@ -4660,9 +4525,6 @@
             <w:pPr>
               <w:pStyle w:val="ISOCommType"/>
               <w:spacing w:before="60" w:after="60" w:line="240" w:lineRule="auto"/>
-              <w:rPr>
-                <w:szCs w:val="18"/>
-              </w:rPr>
             </w:pPr>
             <w:r>
               <w:t>te</w:t>
@@ -4683,17 +4545,12 @@
             <w:pPr>
               <w:pStyle w:val="ISOComments"/>
               <w:spacing w:before="60" w:after="60" w:line="240" w:lineRule="auto"/>
-              <w:rPr>
-                <w:szCs w:val="18"/>
-                <w:lang w:eastAsia="ja-JP"/>
-              </w:rPr>
-            </w:pPr>
-            <w:r>
-              <w:t xml:space="preserve">S100_HDF_DataCodingFormat is given as an explicit enumeration in Table 12-9, with machine-readable value names in camel case (fixedStations, regularGrid, ungeorectifiedGrid, movingPlatform, stationwiseFixed). dataOffsetCode has no equivalent: its values appear only as descriptive text in the Table 12-2 remark, for example “5: Barycenter (centroid) of cell”, and no enumeration of the form S100_HDF_DataOffsetCode giving official value names can be found anywhere in the S-1xx specifications. Both attributes are encoded in HDF5 as enumeration datatypes, and the member names of an HDF5 enumeration are written into every dataset produced, so an implementer must supply exact strings for dataOffsetCode with no authoritative source to take them from. Different producers and readers will therefore invent different member names for the same value, which defeats the purpose of the enumeration and cannot be validated. The gap surfaced during implementation of the GDAL S-100 drivers, where the member names had to be inferred from prose. The same ambiguity is present in S-104 and S-111; since these are S-100 constructs it may </w:t>
-            </w:r>
-            <w:r>
-              <w:lastRenderedPageBreak/>
-              <w:t>require resolution in S-100 Part 10c rather than in the product specifications.</w:t>
+            </w:pPr>
+            <w:r>
+              <w:t>Guidance for bounding polygons</w:t>
+            </w:r>
+            <w:r>
+              <w:t xml:space="preserve"> – see S-104 comment</w:t>
             </w:r>
           </w:p>
         </w:tc>
@@ -4711,13 +4568,9 @@
             <w:pPr>
               <w:pStyle w:val="ISOChange"/>
               <w:spacing w:before="60" w:after="60" w:line="240" w:lineRule="auto"/>
-              <w:rPr>
-                <w:szCs w:val="18"/>
-              </w:rPr>
-            </w:pPr>
-            <w:r>
-              <w:lastRenderedPageBreak/>
-              <w:t>Define dataOffsetCode as an explicit enumeration — S100_HDF_DataOffsetCode — listing a machine-readable name for each value in the same camel case style as S100_HDF_DataCodingFormat, and state that these strings are the HDF5 enumeration member names. Refer the item to S-100 Part 10c maintenance if the enumeration belongs there, and resolve identically in S-104 and S-111.</w:t>
+            </w:pPr>
+            <w:r>
+              <w:t>Initial guidance is to use S-102 bounding polygons as a starting point</w:t>
             </w:r>
           </w:p>
         </w:tc>
@@ -4744,13 +4597,7 @@
               <w:rPr>
                 <w:szCs w:val="18"/>
               </w:rPr>
-              <w:t>Requires resolution in S-100</w:t>
-            </w:r>
-            <w:r>
-              <w:rPr>
-                <w:szCs w:val="18"/>
-              </w:rPr>
-              <w:t xml:space="preserve"> dataOffsetCode is defined in Table 10c-10 in S-100</w:t>
+              <w:t>Applied</w:t>
             </w:r>
           </w:p>
         </w:tc>
@@ -4779,7 +4626,7 @@
               </w:rPr>
             </w:pPr>
             <w:r>
-              <w:t>Feature Catalogue</w:t>
+              <w:t>Main text</w:t>
             </w:r>
           </w:p>
         </w:tc>
@@ -4826,7 +4673,7 @@
               </w:rPr>
             </w:pPr>
             <w:r>
-              <w:t>10.2.2, Annex A</w:t>
+              <w:t>12.3.2</w:t>
             </w:r>
           </w:p>
         </w:tc>
@@ -4848,6 +4695,9 @@
                 <w:szCs w:val="18"/>
               </w:rPr>
             </w:pPr>
+            <w:r>
+              <w:t>Table 12-2 remark; Table 12-9</w:t>
+            </w:r>
           </w:p>
         </w:tc>
         <w:tc>
@@ -4893,7 +4743,11 @@
               </w:rPr>
             </w:pPr>
             <w:r>
-              <w:t>surfaceCurrentTime is encoded in the HDF5 dataset for dataCodingFormat 8, while the structurally analogous S-104 attribute waterLevelTime is present in the Feature Catalogue but prohibited in the dataset (“for ECDIS use only and must not be present in the HDF5 dataset”). The two specifications now treat analogous attributes in opposite ways, with no explanation in either document.</w:t>
+              <w:t xml:space="preserve">S100_HDF_DataCodingFormat is given as an explicit enumeration in Table 12-9, with machine-readable value names in camel case (fixedStations, regularGrid, ungeorectifiedGrid, movingPlatform, stationwiseFixed). dataOffsetCode has no equivalent: its values appear only as descriptive text in the Table 12-2 remark, for example “5: Barycenter (centroid) of cell”, and no enumeration of the form S100_HDF_DataOffsetCode giving official value names can be found anywhere in the S-1xx specifications. Both attributes are encoded in HDF5 as enumeration datatypes, and the member names of an HDF5 enumeration are written into every dataset produced, so an implementer must supply exact strings for dataOffsetCode with no authoritative source to take them from. Different producers and readers will therefore invent different member names for the same value, which defeats the purpose of the enumeration and cannot be validated. The gap surfaced during implementation of the GDAL S-100 drivers, where the member names had to be inferred from prose. The same ambiguity is present in S-104 </w:t>
+            </w:r>
+            <w:r>
+              <w:lastRenderedPageBreak/>
+              <w:t>and S-111; since these are S-100 constructs it may require resolution in S-100 Part 10c rather than in the product specifications.</w:t>
             </w:r>
           </w:p>
         </w:tc>
@@ -4916,7 +4770,8 @@
               </w:rPr>
             </w:pPr>
             <w:r>
-              <w:t>Confirm the divergent treatment is intended and add an explanatory note to each specification.</w:t>
+              <w:lastRenderedPageBreak/>
+              <w:t>Define dataOffsetCode as an explicit enumeration — S100_HDF_DataOffsetCode — listing a machine-readable name for each value in the same camel case style as S100_HDF_DataCodingFormat, and state that these strings are the HDF5 enumeration member names. Refer the item to S-100 Part 10c maintenance if the enumeration belongs there, and resolve identically in S-104 and S-111.</w:t>
             </w:r>
           </w:p>
         </w:tc>
@@ -4943,25 +4798,19 @@
               <w:rPr>
                 <w:szCs w:val="18"/>
               </w:rPr>
-              <w:t>Not applied. S</w:t>
-            </w:r>
-            <w:r>
-              <w:rPr>
-                <w:szCs w:val="18"/>
-              </w:rPr>
-              <w:t>-104 and S-111 s</w:t>
-            </w:r>
-            <w:r>
-              <w:rPr>
-                <w:szCs w:val="18"/>
-              </w:rPr>
-              <w:t>pecifications are independent</w:t>
-            </w:r>
-            <w:r>
-              <w:rPr>
-                <w:szCs w:val="18"/>
-              </w:rPr>
-              <w:t xml:space="preserve"> and each must be read on its own</w:t>
+              <w:t>Requires resolution in S-100</w:t>
+            </w:r>
+            <w:r>
+              <w:rPr>
+                <w:szCs w:val="18"/>
+              </w:rPr>
+              <w:t xml:space="preserve"> dataOffsetCode is defined in Table 10c-10 in S-100</w:t>
+            </w:r>
+            <w:r>
+              <w:rPr>
+                <w:szCs w:val="18"/>
+              </w:rPr>
+              <w:t>. Interim labels added</w:t>
             </w:r>
           </w:p>
         </w:tc>
@@ -4990,7 +4839,7 @@
               </w:rPr>
             </w:pPr>
             <w:r>
-              <w:t>Annex B</w:t>
+              <w:t>Feature Catalogue</w:t>
             </w:r>
           </w:p>
         </w:tc>
@@ -5037,7 +4886,7 @@
               </w:rPr>
             </w:pPr>
             <w:r>
-              <w:t>Annex B</w:t>
+              <w:t>10.2.2, Annex A</w:t>
             </w:r>
           </w:p>
         </w:tc>
@@ -5059,9 +4908,6 @@
                 <w:szCs w:val="18"/>
               </w:rPr>
             </w:pPr>
-            <w:r>
-              <w:t>Figure B-5</w:t>
-            </w:r>
           </w:p>
         </w:tc>
         <w:tc>
@@ -5083,7 +4929,7 @@
               </w:rPr>
             </w:pPr>
             <w:r>
-              <w:t>ed</w:t>
+              <w:t>te</w:t>
             </w:r>
           </w:p>
         </w:tc>
@@ -5107,7 +4953,7 @@
               </w:rPr>
             </w:pPr>
             <w:r>
-              <w:t>“Figure B-5 depicts the external Catalogue metadata classes (the same information as Figure 124).” The cross-reference “Figure 12-4” has been replaced by “Figure 124”, which is a broken reference.</w:t>
+              <w:t>surfaceCurrentTime is encoded in the HDF5 dataset for dataCodingFormat 8, while the structurally analogous S-104 attribute waterLevelTime is present in the Feature Catalogue but prohibited in the dataset (“for ECDIS use only and must not be present in the HDF5 dataset”). The two specifications now treat analogous attributes in opposite ways, with no explanation in either document.</w:t>
             </w:r>
           </w:p>
         </w:tc>
@@ -5130,7 +4976,7 @@
               </w:rPr>
             </w:pPr>
             <w:r>
-              <w:t>Restore “Figure 12-4”.</w:t>
+              <w:t>Confirm the divergent treatment is intended and add an explanatory note to each specification.</w:t>
             </w:r>
           </w:p>
         </w:tc>
@@ -5157,25 +5003,25 @@
               <w:rPr>
                 <w:szCs w:val="18"/>
               </w:rPr>
-              <w:t xml:space="preserve">Not applied, </w:t>
-            </w:r>
-            <w:r>
-              <w:rPr>
-                <w:szCs w:val="18"/>
-              </w:rPr>
-              <w:t xml:space="preserve">“Figure 124”, </w:t>
-            </w:r>
-            <w:r>
-              <w:rPr>
-                <w:szCs w:val="18"/>
-              </w:rPr>
-              <w:t>n</w:t>
-            </w:r>
-            <w:r>
-              <w:rPr>
-                <w:szCs w:val="18"/>
-              </w:rPr>
-              <w:t>ot found</w:t>
+              <w:t>Not applied. S</w:t>
+            </w:r>
+            <w:r>
+              <w:rPr>
+                <w:szCs w:val="18"/>
+              </w:rPr>
+              <w:t>-104 and S-111 s</w:t>
+            </w:r>
+            <w:r>
+              <w:rPr>
+                <w:szCs w:val="18"/>
+              </w:rPr>
+              <w:t>pecifications are independent</w:t>
+            </w:r>
+            <w:r>
+              <w:rPr>
+                <w:szCs w:val="18"/>
+              </w:rPr>
+              <w:t xml:space="preserve"> and each must be read on its own</w:t>
             </w:r>
           </w:p>
         </w:tc>
@@ -5204,7 +5050,7 @@
               </w:rPr>
             </w:pPr>
             <w:r>
-              <w:t>Main text</w:t>
+              <w:t>Annex B</w:t>
             </w:r>
           </w:p>
         </w:tc>
@@ -5251,7 +5097,7 @@
               </w:rPr>
             </w:pPr>
             <w:r>
-              <w:t>Summary of Substantive Changes</w:t>
+              <w:t>Annex B</w:t>
             </w:r>
           </w:p>
         </w:tc>
@@ -5273,6 +5119,9 @@
                 <w:szCs w:val="18"/>
               </w:rPr>
             </w:pPr>
+            <w:r>
+              <w:t>Figure B-5</w:t>
+            </w:r>
           </w:p>
         </w:tc>
         <w:tc>
@@ -5294,7 +5143,7 @@
               </w:rPr>
             </w:pPr>
             <w:r>
-              <w:t>ge</w:t>
+              <w:t>ed</w:t>
             </w:r>
           </w:p>
         </w:tc>
@@ -5318,7 +5167,7 @@
               </w:rPr>
             </w:pPr>
             <w:r>
-              <w:t>The table lists only the correction of the dataCodingFormat misspelling in 9.2.9, followed by “(More substantive changes to be added.)”. None of the substantive changes raised in this form appears in it, including the New Edition and file naming reversal, the unit-of-measure changes, the conversion of the dataset size recommendation into a requirement, the new uncertainty precedence rule, and the discovery metadata changes. This table is the artifact implementers and reviewers rely on in place of the tracked changes, and it does not currently reflect the draft.</w:t>
+              <w:t>“Figure B-5 depicts the external Catalogue metadata classes (the same information as Figure 124).” The cross-reference “Figure 12-4” has been replaced by “Figure 124”, which is a broken reference.</w:t>
             </w:r>
           </w:p>
         </w:tc>
@@ -5341,7 +5190,7 @@
               </w:rPr>
             </w:pPr>
             <w:r>
-              <w:t>Complete the table before release. This is the highest-priority item in this form.</w:t>
+              <w:t>Restore “Figure 12-4”.</w:t>
             </w:r>
           </w:p>
         </w:tc>
@@ -5364,38 +5213,30 @@
                 <w:szCs w:val="18"/>
               </w:rPr>
             </w:pPr>
-            <w:del w:id="23" w:author="Raphael Malyankar" w:date="2026-10-06T22:58:00Z" w16du:dateUtc="2026-10-07T05:58:00Z">
-              <w:r>
-                <w:rPr>
-                  <w:szCs w:val="18"/>
-                  <w:highlight w:val="yellow"/>
-                </w:rPr>
-                <w:delText xml:space="preserve">TBD, noting 2.0.1 is supposed to be a </w:delText>
-              </w:r>
-              <w:r>
-                <w:rPr>
-                  <w:szCs w:val="18"/>
-                  <w:highlight w:val="yellow"/>
-                  <w:u w:val="single"/>
-                </w:rPr>
-                <w:delText>clarification</w:delText>
-              </w:r>
-              <w:r>
-                <w:rPr>
-                  <w:szCs w:val="18"/>
-                  <w:highlight w:val="yellow"/>
-                </w:rPr>
-                <w:delText xml:space="preserve"> edition.</w:delText>
-              </w:r>
-            </w:del>
-            <w:ins w:id="24" w:author="Raphael Malyankar" w:date="2026-10-06T22:58:00Z" w16du:dateUtc="2026-10-07T05:58:00Z">
-              <w:r>
-                <w:rPr>
-                  <w:szCs w:val="18"/>
-                </w:rPr>
-                <w:t>Applied</w:t>
-              </w:r>
-            </w:ins>
+            <w:r>
+              <w:rPr>
+                <w:szCs w:val="18"/>
+              </w:rPr>
+              <w:t xml:space="preserve">Not applied, </w:t>
+            </w:r>
+            <w:r>
+              <w:rPr>
+                <w:szCs w:val="18"/>
+              </w:rPr>
+              <w:t xml:space="preserve">“Figure 124”, </w:t>
+            </w:r>
+            <w:r>
+              <w:rPr>
+                <w:szCs w:val="18"/>
+              </w:rPr>
+              <w:t>n</w:t>
+            </w:r>
+            <w:r>
+              <w:rPr>
+                <w:szCs w:val="18"/>
+              </w:rPr>
+              <w:t>ot found</w:t>
+            </w:r>
           </w:p>
         </w:tc>
       </w:tr>
@@ -5513,6 +5354,199 @@
               </w:rPr>
             </w:pPr>
             <w:r>
+              <w:t>ge</w:t>
+            </w:r>
+          </w:p>
+        </w:tc>
+        <w:tc>
+          <w:tcPr>
+            <w:tcW w:w="4521" w:type="dxa"/>
+            <w:tcBorders>
+              <w:top w:val="single" w:sz="6" w:space="0" w:color="000000"/>
+              <w:left w:val="single" w:sz="6" w:space="0" w:color="000000"/>
+              <w:bottom w:val="single" w:sz="6" w:space="0" w:color="000000"/>
+              <w:right w:val="single" w:sz="6" w:space="0" w:color="000000"/>
+            </w:tcBorders>
+          </w:tcPr>
+          <w:p>
+            <w:pPr>
+              <w:pStyle w:val="ISOComments"/>
+              <w:spacing w:before="60" w:after="60" w:line="240" w:lineRule="auto"/>
+              <w:rPr>
+                <w:szCs w:val="18"/>
+                <w:lang w:eastAsia="ja-JP"/>
+              </w:rPr>
+            </w:pPr>
+            <w:r>
+              <w:t>The table lists only the correction of the dataCodingFormat misspelling in 9.2.9, followed by “(More substantive changes to be added.)”. None of the substantive changes raised in this form appears in it, including the New Edition and file naming reversal, the unit-of-measure changes, the conversion of the dataset size recommendation into a requirement, the new uncertainty precedence rule, and the discovery metadata changes. This table is the artifact implementers and reviewers rely on in place of the tracked changes, and it does not currently reflect the draft.</w:t>
+            </w:r>
+          </w:p>
+        </w:tc>
+        <w:tc>
+          <w:tcPr>
+            <w:tcW w:w="4117" w:type="dxa"/>
+            <w:tcBorders>
+              <w:top w:val="single" w:sz="6" w:space="0" w:color="000000"/>
+              <w:left w:val="single" w:sz="6" w:space="0" w:color="000000"/>
+              <w:bottom w:val="single" w:sz="6" w:space="0" w:color="000000"/>
+              <w:right w:val="single" w:sz="6" w:space="0" w:color="000000"/>
+            </w:tcBorders>
+          </w:tcPr>
+          <w:p>
+            <w:pPr>
+              <w:pStyle w:val="ISOChange"/>
+              <w:spacing w:before="60" w:after="60" w:line="240" w:lineRule="auto"/>
+              <w:rPr>
+                <w:szCs w:val="18"/>
+              </w:rPr>
+            </w:pPr>
+            <w:r>
+              <w:t>Complete the table before release. This is the highest-priority item in this form.</w:t>
+            </w:r>
+          </w:p>
+        </w:tc>
+        <w:tc>
+          <w:tcPr>
+            <w:tcW w:w="2611" w:type="dxa"/>
+            <w:tcBorders>
+              <w:top w:val="single" w:sz="6" w:space="0" w:color="000000"/>
+              <w:left w:val="single" w:sz="6" w:space="0" w:color="000000"/>
+              <w:bottom w:val="single" w:sz="6" w:space="0" w:color="000000"/>
+              <w:right w:val="single" w:sz="6" w:space="0" w:color="000000"/>
+            </w:tcBorders>
+            <w:shd w:val="clear" w:color="auto" w:fill="D9D9D9" w:themeFill="background1" w:themeFillShade="D9"/>
+          </w:tcPr>
+          <w:p>
+            <w:pPr>
+              <w:pStyle w:val="ISOSecretObservations"/>
+              <w:spacing w:before="60" w:after="60" w:line="240" w:lineRule="auto"/>
+              <w:rPr>
+                <w:szCs w:val="18"/>
+              </w:rPr>
+            </w:pPr>
+            <w:r>
+              <w:rPr>
+                <w:szCs w:val="18"/>
+              </w:rPr>
+              <w:t>Applied</w:t>
+            </w:r>
+          </w:p>
+        </w:tc>
+      </w:tr>
+      <w:tr>
+        <w:trPr>
+          <w:jc w:val="center"/>
+        </w:trPr>
+        <w:tc>
+          <w:tcPr>
+            <w:tcW w:w="662" w:type="dxa"/>
+            <w:tcBorders>
+              <w:top w:val="single" w:sz="6" w:space="0" w:color="000000"/>
+              <w:left w:val="single" w:sz="6" w:space="0" w:color="000000"/>
+              <w:bottom w:val="single" w:sz="6" w:space="0" w:color="000000"/>
+              <w:right w:val="single" w:sz="6" w:space="0" w:color="000000"/>
+            </w:tcBorders>
+          </w:tcPr>
+          <w:p>
+            <w:pPr>
+              <w:pStyle w:val="ISOMB"/>
+              <w:spacing w:before="60" w:after="60" w:line="240" w:lineRule="auto"/>
+              <w:rPr>
+                <w:rFonts w:cs="Arial"/>
+                <w:szCs w:val="18"/>
+              </w:rPr>
+            </w:pPr>
+            <w:r>
+              <w:t>Main text</w:t>
+            </w:r>
+          </w:p>
+        </w:tc>
+        <w:tc>
+          <w:tcPr>
+            <w:tcW w:w="593" w:type="dxa"/>
+            <w:tcBorders>
+              <w:top w:val="single" w:sz="6" w:space="0" w:color="000000"/>
+              <w:left w:val="single" w:sz="6" w:space="0" w:color="000000"/>
+              <w:bottom w:val="single" w:sz="6" w:space="0" w:color="000000"/>
+              <w:right w:val="single" w:sz="6" w:space="0" w:color="000000"/>
+            </w:tcBorders>
+          </w:tcPr>
+          <w:p>
+            <w:pPr>
+              <w:pStyle w:val="ISOMB"/>
+              <w:spacing w:before="60" w:after="60" w:line="240" w:lineRule="auto"/>
+              <w:rPr>
+                <w:rFonts w:cs="Arial"/>
+                <w:szCs w:val="18"/>
+              </w:rPr>
+            </w:pPr>
+            <w:r>
+              <w:t>US</w:t>
+            </w:r>
+          </w:p>
+        </w:tc>
+        <w:tc>
+          <w:tcPr>
+            <w:tcW w:w="1295" w:type="dxa"/>
+            <w:tcBorders>
+              <w:top w:val="single" w:sz="6" w:space="0" w:color="000000"/>
+              <w:left w:val="single" w:sz="6" w:space="0" w:color="000000"/>
+              <w:bottom w:val="single" w:sz="6" w:space="0" w:color="000000"/>
+              <w:right w:val="single" w:sz="6" w:space="0" w:color="000000"/>
+            </w:tcBorders>
+          </w:tcPr>
+          <w:p>
+            <w:pPr>
+              <w:pStyle w:val="ISOClause"/>
+              <w:spacing w:before="60" w:after="60" w:line="240" w:lineRule="auto"/>
+              <w:rPr>
+                <w:szCs w:val="18"/>
+              </w:rPr>
+            </w:pPr>
+            <w:r>
+              <w:t>Summary of Substantive Changes</w:t>
+            </w:r>
+          </w:p>
+        </w:tc>
+        <w:tc>
+          <w:tcPr>
+            <w:tcW w:w="1103" w:type="dxa"/>
+            <w:tcBorders>
+              <w:top w:val="single" w:sz="6" w:space="0" w:color="000000"/>
+              <w:left w:val="single" w:sz="6" w:space="0" w:color="000000"/>
+              <w:bottom w:val="single" w:sz="6" w:space="0" w:color="000000"/>
+              <w:right w:val="single" w:sz="6" w:space="0" w:color="000000"/>
+            </w:tcBorders>
+          </w:tcPr>
+          <w:p>
+            <w:pPr>
+              <w:pStyle w:val="ISOParagraph"/>
+              <w:spacing w:before="60" w:after="60" w:line="240" w:lineRule="auto"/>
+              <w:rPr>
+                <w:szCs w:val="18"/>
+              </w:rPr>
+            </w:pPr>
+          </w:p>
+        </w:tc>
+        <w:tc>
+          <w:tcPr>
+            <w:tcW w:w="698" w:type="dxa"/>
+            <w:tcBorders>
+              <w:top w:val="single" w:sz="6" w:space="0" w:color="000000"/>
+              <w:left w:val="single" w:sz="6" w:space="0" w:color="000000"/>
+              <w:bottom w:val="single" w:sz="6" w:space="0" w:color="000000"/>
+              <w:right w:val="single" w:sz="6" w:space="0" w:color="000000"/>
+            </w:tcBorders>
+          </w:tcPr>
+          <w:p>
+            <w:pPr>
+              <w:pStyle w:val="ISOCommType"/>
+              <w:spacing w:before="60" w:after="60" w:line="240" w:lineRule="auto"/>
+              <w:rPr>
+                <w:szCs w:val="18"/>
+              </w:rPr>
+            </w:pPr>
+            <w:r>
               <w:t>ed</w:t>
             </w:r>
           </w:p>
@@ -5583,46 +5617,12 @@
                 <w:szCs w:val="18"/>
               </w:rPr>
             </w:pPr>
-            <w:del w:id="25" w:author="Raphael Malyankar" w:date="2026-10-06T22:58:00Z" w16du:dateUtc="2026-10-07T05:58:00Z">
-              <w:r>
-                <w:rPr>
-                  <w:szCs w:val="18"/>
-                  <w:highlight w:val="yellow"/>
-                </w:rPr>
-                <w:delText xml:space="preserve">TBD, noting 2.0.1 is supposed to be a </w:delText>
-              </w:r>
-              <w:r>
-                <w:rPr>
-                  <w:szCs w:val="18"/>
-                  <w:highlight w:val="yellow"/>
-                  <w:u w:val="single"/>
-                </w:rPr>
-                <w:delText>clarification</w:delText>
-              </w:r>
-              <w:r>
-                <w:rPr>
-                  <w:szCs w:val="18"/>
-                  <w:highlight w:val="yellow"/>
-                </w:rPr>
-                <w:delText xml:space="preserve"> edition.</w:delText>
-              </w:r>
-            </w:del>
-            <w:ins w:id="26" w:author="Raphael Malyankar" w:date="2026-10-06T22:58:00Z" w16du:dateUtc="2026-10-07T05:58:00Z">
-              <w:r>
-                <w:rPr>
-                  <w:szCs w:val="18"/>
-                </w:rPr>
-                <w:t>Only changes in 2.0.1 l</w:t>
-              </w:r>
-            </w:ins>
-            <w:ins w:id="27" w:author="Raphael Malyankar" w:date="2026-10-06T22:59:00Z" w16du:dateUtc="2026-10-07T05:59:00Z">
-              <w:r>
-                <w:rPr>
-                  <w:szCs w:val="18"/>
-                </w:rPr>
-                <w:t>isted in table</w:t>
-              </w:r>
-            </w:ins>
+            <w:r>
+              <w:rPr>
+                <w:szCs w:val="18"/>
+              </w:rPr>
+              <w:t>Only changes in 2.0.1 listed in table</w:t>
+            </w:r>
           </w:p>
         </w:tc>
       </w:tr>
@@ -5985,23 +5985,11 @@
               <w:spacing w:before="60" w:after="60"/>
               <w:rPr>
                 <w:szCs w:val="18"/>
-                <w:rPrChange w:id="28" w:author="Raphael Malyankar" w:date="2026-10-06T16:06:00Z" w16du:dateUtc="2026-10-06T23:06:00Z">
-                  <w:rPr>
-                    <w:szCs w:val="18"/>
-                    <w:highlight w:val="yellow"/>
-                  </w:rPr>
-                </w:rPrChange>
-              </w:rPr>
-            </w:pPr>
-            <w:r>
-              <w:rPr>
-                <w:szCs w:val="18"/>
-                <w:rPrChange w:id="29" w:author="Raphael Malyankar" w:date="2026-10-06T16:06:00Z" w16du:dateUtc="2026-10-06T23:06:00Z">
-                  <w:rPr>
-                    <w:szCs w:val="18"/>
-                    <w:highlight w:val="yellow"/>
-                  </w:rPr>
-                </w:rPrChange>
+              </w:rPr>
+            </w:pPr>
+            <w:r>
+              <w:rPr>
+                <w:szCs w:val="18"/>
               </w:rPr>
               <w:t>“Delegation” is being discussed in the S-100 Validation Checks sub-group.</w:t>
             </w:r>
@@ -6017,12 +6005,6 @@
             <w:r>
               <w:rPr>
                 <w:szCs w:val="18"/>
-                <w:rPrChange w:id="30" w:author="Raphael Malyankar" w:date="2026-10-06T16:06:00Z" w16du:dateUtc="2026-10-06T23:06:00Z">
-                  <w:rPr>
-                    <w:szCs w:val="18"/>
-                    <w:highlight w:val="yellow"/>
-                  </w:rPr>
-                </w:rPrChange>
               </w:rPr>
               <w:t>Will restore deletion candidates for the purposes of S-158:104 Edition 1.1.0.</w:t>
             </w:r>
@@ -7153,6 +7135,12 @@
               </w:rPr>
               <w:t>Gateway checks removed</w:t>
             </w:r>
+            <w:r>
+              <w:rPr>
+                <w:szCs w:val="18"/>
+              </w:rPr>
+              <w:t xml:space="preserve"> (marked deleted in 2.0.1)</w:t>
+            </w:r>
           </w:p>
         </w:tc>
       </w:tr>
@@ -7945,37 +7933,12 @@
                 <w:szCs w:val="18"/>
               </w:rPr>
             </w:pPr>
-            <w:del w:id="31" w:author="Raphael Malyankar" w:date="2026-10-06T22:21:00Z" w16du:dateUtc="2026-10-07T05:21:00Z">
-              <w:r>
-                <w:rPr>
-                  <w:szCs w:val="18"/>
-                </w:rPr>
-                <w:delText xml:space="preserve">TBD given that Edition 2.0.1 is supposed to be a </w:delText>
-              </w:r>
-              <w:r>
-                <w:rPr>
-                  <w:szCs w:val="18"/>
-                  <w:u w:val="single"/>
-                </w:rPr>
-                <w:delText>clarification</w:delText>
-              </w:r>
-            </w:del>
-            <w:ins w:id="32" w:author="Raphael Malyankar" w:date="2026-10-06T22:24:00Z" w16du:dateUtc="2026-10-07T05:24:00Z">
-              <w:r>
-                <w:rPr>
-                  <w:szCs w:val="18"/>
-                </w:rPr>
-                <w:t>Applied</w:t>
-              </w:r>
-            </w:ins>
-            <w:del w:id="33" w:author="Raphael Malyankar" w:date="2026-10-06T22:24:00Z" w16du:dateUtc="2026-10-07T05:24:00Z">
-              <w:r>
-                <w:rPr>
-                  <w:szCs w:val="18"/>
-                </w:rPr>
-                <w:delText>.</w:delText>
-              </w:r>
-            </w:del>
+            <w:r>
+              <w:rPr>
+                <w:szCs w:val="18"/>
+              </w:rPr>
+              <w:t>Applied</w:t>
+            </w:r>
           </w:p>
         </w:tc>
       </w:tr>
@@ -8554,7 +8517,7 @@
               <w:rPr>
                 <w:szCs w:val="18"/>
               </w:rPr>
-              <w:t>Deferred pending S-100 WG discussion</w:t>
+              <w:t>New check 111_2026</w:t>
             </w:r>
           </w:p>
         </w:tc>
@@ -8772,6 +8735,12 @@
               </w:rPr>
               <w:t>able 10c-10.</w:t>
             </w:r>
+            <w:r>
+              <w:rPr>
+                <w:szCs w:val="18"/>
+              </w:rPr>
+              <w:t xml:space="preserve"> Interim solution added to list of checks.</w:t>
+            </w:r>
           </w:p>
         </w:tc>
       </w:tr>
@@ -8959,22 +8928,12 @@
                 <w:szCs w:val="18"/>
               </w:rPr>
             </w:pPr>
-            <w:ins w:id="34" w:author="Raphael Malyankar" w:date="2026-10-06T22:36:00Z" w16du:dateUtc="2026-10-07T05:36:00Z">
-              <w:r>
-                <w:rPr>
-                  <w:szCs w:val="18"/>
-                </w:rPr>
-                <w:t>Implementation guidance added to say that this compares only features in the same dataset</w:t>
-              </w:r>
-            </w:ins>
-            <w:del w:id="35" w:author="Raphael Malyankar" w:date="2026-10-06T22:36:00Z" w16du:dateUtc="2026-10-07T05:36:00Z">
-              <w:r>
-                <w:rPr>
-                  <w:szCs w:val="18"/>
-                </w:rPr>
-                <w:delText>Applied</w:delText>
-              </w:r>
-            </w:del>
+            <w:r>
+              <w:rPr>
+                <w:szCs w:val="18"/>
+              </w:rPr>
+              <w:t>Implementation guidance added to say that this compares only features in the same dataset</w:t>
+            </w:r>
           </w:p>
         </w:tc>
       </w:tr>
@@ -9173,22 +9132,18 @@
               </w:rPr>
               <w:t xml:space="preserve">111_4008 </w:t>
             </w:r>
-            <w:del w:id="36" w:author="Raphael Malyankar" w:date="2026-10-06T22:37:00Z" w16du:dateUtc="2026-10-07T05:37:00Z">
-              <w:r>
-                <w:rPr>
-                  <w:szCs w:val="18"/>
-                </w:rPr>
-                <w:delText>will be removed.</w:delText>
-              </w:r>
-            </w:del>
-            <w:ins w:id="37" w:author="Raphael Malyankar" w:date="2026-10-06T22:37:00Z" w16du:dateUtc="2026-10-07T05:37:00Z">
-              <w:r>
-                <w:rPr>
-                  <w:szCs w:val="18"/>
-                </w:rPr>
-                <w:t>deleted in 2.0.1</w:t>
-              </w:r>
-            </w:ins>
+            <w:r>
+              <w:rPr>
+                <w:szCs w:val="18"/>
+              </w:rPr>
+              <w:t xml:space="preserve">marked as </w:t>
+            </w:r>
+            <w:r>
+              <w:rPr>
+                <w:szCs w:val="18"/>
+              </w:rPr>
+              <w:t>deleted in 2.0.1</w:t>
+            </w:r>
           </w:p>
         </w:tc>
       </w:tr>
@@ -10378,28 +10333,36 @@
               </w:rPr>
               <w:t xml:space="preserve">Old language is </w:t>
             </w:r>
-            <w:ins w:id="38" w:author="Raphael Malyankar" w:date="2026-10-06T22:40:00Z" w16du:dateUtc="2026-10-07T05:40:00Z">
-              <w:r>
-                <w:rPr>
-                  <w:szCs w:val="18"/>
-                </w:rPr>
-                <w:t xml:space="preserve">struck trhough and </w:t>
-              </w:r>
-            </w:ins>
+            <w:r>
+              <w:rPr>
+                <w:szCs w:val="18"/>
+              </w:rPr>
+              <w:t>struck t</w:t>
+            </w:r>
+            <w:r>
+              <w:rPr>
+                <w:szCs w:val="18"/>
+              </w:rPr>
+              <w:t>h</w:t>
+            </w:r>
+            <w:r>
+              <w:rPr>
+                <w:szCs w:val="18"/>
+              </w:rPr>
+              <w:t xml:space="preserve">rough and </w:t>
+            </w:r>
             <w:r>
               <w:rPr>
                 <w:szCs w:val="18"/>
               </w:rPr>
               <w:t>retained only for redline purposes</w:t>
             </w:r>
-            <w:ins w:id="39" w:author="Raphael Malyankar" w:date="2026-10-06T22:40:00Z" w16du:dateUtc="2026-10-07T05:40:00Z">
-              <w:r>
-                <w:rPr>
-                  <w:szCs w:val="18"/>
-                </w:rPr>
-                <w:t xml:space="preserve"> in the working draft</w:t>
-              </w:r>
-            </w:ins>
+            <w:r>
+              <w:rPr>
+                <w:szCs w:val="18"/>
+              </w:rPr>
+              <w:t xml:space="preserve"> in the working draft</w:t>
+            </w:r>
           </w:p>
         </w:tc>
       </w:tr>
@@ -13666,14 +13629,6 @@
 </w:numbering>
 </file>
 
-<file path=word/people.xml><?xml version="1.0" encoding="utf-8"?>
-<w15:people xmlns:wpc="http://schemas.microsoft.com/office/word/2010/wordprocessingCanvas" xmlns:cx="http://schemas.microsoft.com/office/drawing/2014/chartex" xmlns:cx1="http://schemas.microsoft.com/office/drawing/2015/9/8/chartex" xmlns:cx2="http://schemas.microsoft.com/office/drawing/2015/10/21/chartex" xmlns:cx3="http://schemas.microsoft.com/office/drawing/2016/5/9/chartex" xmlns:cx4="http://schemas.microsoft.com/office/drawing/2016/5/10/chartex" xmlns:cx5="http://schemas.microsoft.com/office/drawing/2016/5/11/chartex" xmlns:cx6="http://schemas.microsoft.com/office/drawing/2016/5/12/chartex" xmlns:cx7="http://schemas.microsoft.com/office/drawing/2016/5/13/chartex" xmlns:cx8="http://schemas.microsoft.com/office/drawing/2016/5/14/chartex" xmlns:mc="http://schemas.openxmlformats.org/markup-compatibility/2006" xmlns:aink="http://schemas.microsoft.com/office/drawing/2016/ink" xmlns:am3d="http://schemas.microsoft.com/office/drawing/2017/model3d" xmlns:o="urn:schemas-microsoft-com:office:office" xmlns:oel="http://schemas.microsoft.com/office/2019/extlst" xmlns:r="http://schemas.openxmlformats.org/officeDocument/2006/relationships" xmlns:m="http://schemas.openxmlformats.org/officeDocument/2006/math" xmlns:v="urn:schemas-microsoft-com:vml" xmlns:wp14="http://schemas.microsoft.com/office/word/2010/wordprocessingDrawing" xmlns:wp="http://schemas.openxmlformats.org/drawingml/2006/wordprocessingDrawing" xmlns:w10="urn:schemas-microsoft-com:office:word" xmlns:w="http://schemas.openxmlformats.org/wordprocessingml/2006/main" xmlns:w14="http://schemas.microsoft.com/office/word/2010/wordml" xmlns:w15="http://schemas.microsoft.com/office/word/2012/wordml" xmlns:w16cex="http://schemas.microsoft.com/office/word/2018/wordml/cex" xmlns:w16cid="http://schemas.microsoft.com/office/word/2016/wordml/cid" xmlns:w16="http://schemas.microsoft.com/office/word/2018/wordml" xmlns:w16du="http://schemas.microsoft.com/office/word/2023/wordml/word16du" xmlns:w16sdtdh="http://schemas.microsoft.com/office/word/2020/wordml/sdtdatahash" xmlns:w16sdtfl="http://schemas.microsoft.com/office/word/2024/wordml/sdtformatlock" xmlns:w16se="http://schemas.microsoft.com/office/word/2015/wordml/symex" xmlns:wpg="http://schemas.microsoft.com/office/word/2010/wordprocessingGroup" xmlns:wpi="http://schemas.microsoft.com/office/word/2010/wordprocessingInk" xmlns:wne="http://schemas.microsoft.com/office/word/2006/wordml" xmlns:wps="http://schemas.microsoft.com/office/word/2010/wordprocessingShape" mc:Ignorable="w14 w15 w16se w16cid w16 w16cex w16sdtdh w16sdtfl w16du wp14">
-  <w15:person w15:author="Raphael Malyankar">
-    <w15:presenceInfo w15:providerId="None" w15:userId="Raphael Malyankar"/>
-  </w15:person>
-</w15:people>
-</file>
-
 <file path=word/styles.xml><?xml version="1.0" encoding="utf-8"?>
 <w:styles xmlns:mc="http://schemas.openxmlformats.org/markup-compatibility/2006" xmlns:r="http://schemas.openxmlformats.org/officeDocument/2006/relationships" xmlns:w="http://schemas.openxmlformats.org/wordprocessingml/2006/main" xmlns:w14="http://schemas.microsoft.com/office/word/2010/wordml" xmlns:w15="http://schemas.microsoft.com/office/word/2012/wordml" xmlns:w16cex="http://schemas.microsoft.com/office/word/2018/wordml/cex" xmlns:w16cid="http://schemas.microsoft.com/office/word/2016/wordml/cid" xmlns:w16="http://schemas.microsoft.com/office/word/2018/wordml" xmlns:w16du="http://schemas.microsoft.com/office/word/2023/wordml/word16du" xmlns:w16sdtdh="http://schemas.microsoft.com/office/word/2020/wordml/sdtdatahash" xmlns:w16sdtfl="http://schemas.microsoft.com/office/word/2024/wordml/sdtformatlock" xmlns:w16se="http://schemas.microsoft.com/office/word/2015/wordml/symex" mc:Ignorable="w14 w15 w16se w16cid w16 w16cex w16sdtdh w16sdtfl w16du">
   <w:docDefaults>
@@ -14619,21 +14574,6 @@
 </file>
 
 <file path=customXml/item1.xml><?xml version="1.0" encoding="utf-8"?>
-<b:Sources xmlns:b="http://schemas.openxmlformats.org/officeDocument/2006/bibliography" xmlns="http://schemas.openxmlformats.org/officeDocument/2006/bibliography" SelectedStyle="\APASixthEditionOfficeOnline.xsl" StyleName="APA" Version="6"/>
-</file>
-
-<file path=customXml/item2.xml><?xml version="1.0" encoding="utf-8"?>
-<p:properties xmlns:p="http://schemas.microsoft.com/office/2006/metadata/properties" xmlns:xsi="http://www.w3.org/2001/XMLSchema-instance" xmlns:pc="http://schemas.microsoft.com/office/infopath/2007/PartnerControls">
-  <documentManagement>
-    <lcf76f155ced4ddcb4097134ff3c332f xmlns="a38f3265-b719-4be6-bf29-1adf935a474e">
-      <Terms xmlns="http://schemas.microsoft.com/office/infopath/2007/PartnerControls"/>
-    </lcf76f155ced4ddcb4097134ff3c332f>
-    <TaxCatchAll xmlns="cb327aca-ee43-44ba-9b2d-9dcb5acd1a90" xsi:nil="true"/>
-  </documentManagement>
-</p:properties>
-</file>
-
-<file path=customXml/item3.xml><?xml version="1.0" encoding="utf-8"?>
 <?mso-contentType ?>
 <FormTemplates xmlns="http://schemas.microsoft.com/sharepoint/v3/contenttype/forms">
   <Display>DocumentLibraryForm</Display>
@@ -14642,7 +14582,7 @@
 </FormTemplates>
 </file>
 
-<file path=customXml/item4.xml><?xml version="1.0" encoding="utf-8"?>
+<file path=customXml/item2.xml><?xml version="1.0" encoding="utf-8"?>
 <ct:contentTypeSchema xmlns:ct="http://schemas.microsoft.com/office/2006/metadata/contentType" xmlns:ma="http://schemas.microsoft.com/office/2006/metadata/properties/metaAttributes" ct:_="" ma:_="" ma:contentTypeName="Document" ma:contentTypeID="0x010100721680095D5F254D9E4F232E22C779EF" ma:contentTypeVersion="14" ma:contentTypeDescription="Create a new document." ma:contentTypeScope="" ma:versionID="1c1f7cb83d4b95b9a48dae0907e8f964">
   <xsd:schema xmlns:xsd="http://www.w3.org/2001/XMLSchema" xmlns:xs="http://www.w3.org/2001/XMLSchema" xmlns:p="http://schemas.microsoft.com/office/2006/metadata/properties" xmlns:ns2="a38f3265-b719-4be6-bf29-1adf935a474e" xmlns:ns3="cb327aca-ee43-44ba-9b2d-9dcb5acd1a90" targetNamespace="http://schemas.microsoft.com/office/2006/metadata/properties" ma:root="true" ma:fieldsID="f3c02cafa2e3054537e3acda288a5a96" ns2:_="" ns3:_="">
     <xsd:import namespace="a38f3265-b719-4be6-bf29-1adf935a474e"/>
@@ -14871,26 +14811,22 @@
 </ct:contentTypeSchema>
 </file>
 
-<file path=customXml/itemProps1.xml><?xml version="1.0" encoding="utf-8"?>
-<ds:datastoreItem xmlns:ds="http://schemas.openxmlformats.org/officeDocument/2006/customXml" ds:itemID="{CD92C255-31C3-44EB-A767-45D1311C5A5E}">
-  <ds:schemaRefs>
-    <ds:schemaRef ds:uri="http://schemas.openxmlformats.org/officeDocument/2006/bibliography"/>
-  </ds:schemaRefs>
-</ds:datastoreItem>
+<file path=customXml/item3.xml><?xml version="1.0" encoding="utf-8"?>
+<b:Sources xmlns:b="http://schemas.openxmlformats.org/officeDocument/2006/bibliography" xmlns="http://schemas.openxmlformats.org/officeDocument/2006/bibliography" SelectedStyle="\APASixthEditionOfficeOnline.xsl" StyleName="APA" Version="6"/>
 </file>
 
-<file path=customXml/itemProps2.xml><?xml version="1.0" encoding="utf-8"?>
-<ds:datastoreItem xmlns:ds="http://schemas.openxmlformats.org/officeDocument/2006/customXml" ds:itemID="{9CF43B49-52CD-4493-BC51-6A3F4CCDC50F}">
-  <ds:schemaRefs>
-    <ds:schemaRef ds:uri="http://schemas.microsoft.com/office/2006/metadata/properties"/>
-    <ds:schemaRef ds:uri="http://schemas.microsoft.com/office/infopath/2007/PartnerControls"/>
-    <ds:schemaRef ds:uri="a38f3265-b719-4be6-bf29-1adf935a474e"/>
-    <ds:schemaRef ds:uri="cb327aca-ee43-44ba-9b2d-9dcb5acd1a90"/>
-  </ds:schemaRefs>
-</ds:datastoreItem>
+<file path=customXml/item4.xml><?xml version="1.0" encoding="utf-8"?>
+<p:properties xmlns:p="http://schemas.microsoft.com/office/2006/metadata/properties" xmlns:xsi="http://www.w3.org/2001/XMLSchema-instance" xmlns:pc="http://schemas.microsoft.com/office/infopath/2007/PartnerControls">
+  <documentManagement>
+    <lcf76f155ced4ddcb4097134ff3c332f xmlns="a38f3265-b719-4be6-bf29-1adf935a474e">
+      <Terms xmlns="http://schemas.microsoft.com/office/infopath/2007/PartnerControls"/>
+    </lcf76f155ced4ddcb4097134ff3c332f>
+    <TaxCatchAll xmlns="cb327aca-ee43-44ba-9b2d-9dcb5acd1a90" xsi:nil="true"/>
+  </documentManagement>
+</p:properties>
 </file>
 
-<file path=customXml/itemProps3.xml><?xml version="1.0" encoding="utf-8"?>
+<file path=customXml/itemProps1.xml><?xml version="1.0" encoding="utf-8"?>
 <ds:datastoreItem xmlns:ds="http://schemas.openxmlformats.org/officeDocument/2006/customXml" ds:itemID="{35FAB99D-DDA1-4FD1-A62C-CA9E71F5300A}">
   <ds:schemaRefs>
     <ds:schemaRef ds:uri="http://schemas.microsoft.com/sharepoint/v3/contenttype/forms"/>
@@ -14898,7 +14834,7 @@
 </ds:datastoreItem>
 </file>
 
-<file path=customXml/itemProps4.xml><?xml version="1.0" encoding="utf-8"?>
+<file path=customXml/itemProps2.xml><?xml version="1.0" encoding="utf-8"?>
 <ds:datastoreItem xmlns:ds="http://schemas.openxmlformats.org/officeDocument/2006/customXml" ds:itemID="{BF182A13-16D3-4386-B18B-21F30A93470C}">
   <ds:schemaRefs>
     <ds:schemaRef ds:uri="http://schemas.microsoft.com/office/2006/metadata/contentType"/>
@@ -14915,4 +14851,23 @@
     <ds:schemaRef ds:uri="http://schemas.microsoft.com/internal/obd"/>
   </ds:schemaRefs>
 </ds:datastoreItem>
+</file>
+
+<file path=customXml/itemProps3.xml><?xml version="1.0" encoding="utf-8"?>
+<ds:datastoreItem xmlns:ds="http://schemas.openxmlformats.org/officeDocument/2006/customXml" ds:itemID="{CD92C255-31C3-44EB-A767-45D1311C5A5E}">
+  <ds:schemaRefs>
+    <ds:schemaRef ds:uri="http://schemas.openxmlformats.org/officeDocument/2006/bibliography"/>
+  </ds:schemaRefs>
+</ds:datastoreItem>
+</file>
+
+<file path=customXml/itemProps4.xml><?xml version="1.0" encoding="utf-8"?>
+<ds:datastoreItem xmlns:ds="http://schemas.openxmlformats.org/officeDocument/2006/customXml" ds:itemID="{9CF43B49-52CD-4493-BC51-6A3F4CCDC50F}">
+  <ds:schemaRefs>
+    <ds:schemaRef ds:uri="http://schemas.microsoft.com/office/2006/metadata/properties"/>
+    <ds:schemaRef ds:uri="http://schemas.microsoft.com/office/infopath/2007/PartnerControls"/>
+    <ds:schemaRef ds:uri="a38f3265-b719-4be6-bf29-1adf935a474e"/>
+    <ds:schemaRef ds:uri="cb327aca-ee43-44ba-9b2d-9dcb5acd1a90"/>
+  </ds:schemaRefs>
+</ds:datastoreItem>
 </file>